--- a/.work/05.10.docx
+++ b/.work/05.10.docx
@@ -391,6 +391,324 @@
           <w:szCs w:val="24"/>
         </w:rPr>
         <w:t>’ és el mateix per totes les entrades, modificar artificialment aquesta entrada i/o aquesta sortida i donar la indicada. És a dir, si es dona d’inici un ascensor, donar l’altre ascensor, si es dona una de la Boqueria donar l’altre de la Boqueria i així.</w:t>
+      </w:r>
+      <w:r>
+        <w:rPr>
+          <w:rFonts w:ascii="Arial" w:hAnsi="Arial" w:cs="Arial"/>
+          <w:sz w:val="24"/>
+          <w:szCs w:val="24"/>
+        </w:rPr>
+        <w:t xml:space="preserve"> S’hauria de posar un missatge d’avís en aquest cas.</w:t>
+      </w:r>
+    </w:p>
+    <w:p>
+      <w:pPr>
+        <w:rPr>
+          <w:rFonts w:ascii="Arial" w:hAnsi="Arial" w:cs="Arial"/>
+          <w:sz w:val="24"/>
+          <w:szCs w:val="24"/>
+        </w:rPr>
+      </w:pPr>
+      <w:r>
+        <w:rPr>
+          <w:rFonts w:ascii="Arial" w:hAnsi="Arial" w:cs="Arial"/>
+          <w:sz w:val="24"/>
+          <w:szCs w:val="24"/>
+        </w:rPr>
+        <w:t>En el cas de la funció del pes amb diferents paràmetres:</w:t>
+      </w:r>
+    </w:p>
+    <w:p>
+      <w:pPr>
+        <w:pStyle w:val="Prrafodelista"/>
+        <w:numPr>
+          <w:ilvl w:val="0"/>
+          <w:numId w:val="1"/>
+        </w:numPr>
+        <w:rPr>
+          <w:rFonts w:ascii="Arial" w:hAnsi="Arial" w:cs="Arial"/>
+          <w:sz w:val="24"/>
+          <w:szCs w:val="24"/>
+        </w:rPr>
+      </w:pPr>
+      <w:r>
+        <w:rPr>
+          <w:rFonts w:ascii="Arial" w:hAnsi="Arial" w:cs="Arial"/>
+          <w:sz w:val="24"/>
+          <w:szCs w:val="24"/>
+        </w:rPr>
+        <w:t xml:space="preserve">In </w:t>
+      </w:r>
+      <w:proofErr w:type="spellStart"/>
+      <w:r>
+        <w:rPr>
+          <w:rFonts w:ascii="Arial" w:hAnsi="Arial" w:cs="Arial"/>
+          <w:sz w:val="24"/>
+          <w:szCs w:val="24"/>
+        </w:rPr>
+        <w:t>the</w:t>
+      </w:r>
+      <w:proofErr w:type="spellEnd"/>
+      <w:r>
+        <w:rPr>
+          <w:rFonts w:ascii="Arial" w:hAnsi="Arial" w:cs="Arial"/>
+          <w:sz w:val="24"/>
+          <w:szCs w:val="24"/>
+        </w:rPr>
+        <w:t xml:space="preserve"> </w:t>
+      </w:r>
+      <w:proofErr w:type="spellStart"/>
+      <w:r>
+        <w:rPr>
+          <w:rFonts w:ascii="Arial" w:hAnsi="Arial" w:cs="Arial"/>
+          <w:sz w:val="24"/>
+          <w:szCs w:val="24"/>
+        </w:rPr>
+        <w:t>first</w:t>
+      </w:r>
+      <w:proofErr w:type="spellEnd"/>
+      <w:r>
+        <w:rPr>
+          <w:rFonts w:ascii="Arial" w:hAnsi="Arial" w:cs="Arial"/>
+          <w:sz w:val="24"/>
+          <w:szCs w:val="24"/>
+        </w:rPr>
+        <w:t xml:space="preserve"> </w:t>
+      </w:r>
+      <w:proofErr w:type="spellStart"/>
+      <w:r>
+        <w:rPr>
+          <w:rFonts w:ascii="Arial" w:hAnsi="Arial" w:cs="Arial"/>
+          <w:sz w:val="24"/>
+          <w:szCs w:val="24"/>
+        </w:rPr>
+        <w:t>instance</w:t>
+      </w:r>
+      <w:proofErr w:type="spellEnd"/>
+      <w:r>
+        <w:rPr>
+          <w:rFonts w:ascii="Arial" w:hAnsi="Arial" w:cs="Arial"/>
+          <w:sz w:val="24"/>
+          <w:szCs w:val="24"/>
+        </w:rPr>
+        <w:t xml:space="preserve">, podríem pensar que podríem afegir una magnitud a la funció de pesos (magnituds: pes=temps, temps caminat, </w:t>
+      </w:r>
+      <w:proofErr w:type="spellStart"/>
+      <w:r>
+        <w:rPr>
+          <w:rFonts w:ascii="Arial" w:hAnsi="Arial" w:cs="Arial"/>
+          <w:sz w:val="24"/>
+          <w:szCs w:val="24"/>
+        </w:rPr>
+        <w:t>nombre_transbords</w:t>
+      </w:r>
+      <w:proofErr w:type="spellEnd"/>
+      <w:r>
+        <w:rPr>
+          <w:rFonts w:ascii="Arial" w:hAnsi="Arial" w:cs="Arial"/>
+          <w:sz w:val="24"/>
+          <w:szCs w:val="24"/>
+        </w:rPr>
+        <w:t>) que determinés la ”</w:t>
+      </w:r>
+      <w:proofErr w:type="spellStart"/>
+      <w:r>
+        <w:rPr>
+          <w:rFonts w:ascii="Arial" w:hAnsi="Arial" w:cs="Arial"/>
+          <w:sz w:val="24"/>
+          <w:szCs w:val="24"/>
+        </w:rPr>
+        <w:t>versemblança_del_camí_obtingut_amb_el_desitjat</w:t>
+      </w:r>
+      <w:proofErr w:type="spellEnd"/>
+      <w:r>
+        <w:rPr>
+          <w:rFonts w:ascii="Arial" w:hAnsi="Arial" w:cs="Arial"/>
+          <w:sz w:val="24"/>
+          <w:szCs w:val="24"/>
+        </w:rPr>
+        <w:t>”. És a dir, si jo poso que el destí final és tal entrada, i com passaria en aquest cas, això no és possible (comptant que no considerem els trams pel carrer) i donaríem una entrada de destí diferent, aquesta magnitud seria més gran que 0.</w:t>
+      </w:r>
+    </w:p>
+    <w:p>
+      <w:pPr>
+        <w:pStyle w:val="Prrafodelista"/>
+        <w:numPr>
+          <w:ilvl w:val="0"/>
+          <w:numId w:val="1"/>
+        </w:numPr>
+        <w:rPr>
+          <w:rFonts w:ascii="Arial" w:hAnsi="Arial" w:cs="Arial"/>
+          <w:sz w:val="24"/>
+          <w:szCs w:val="24"/>
+        </w:rPr>
+      </w:pPr>
+      <w:r>
+        <w:rPr>
+          <w:rFonts w:ascii="Arial" w:hAnsi="Arial" w:cs="Arial"/>
+          <w:sz w:val="24"/>
+          <w:szCs w:val="24"/>
+        </w:rPr>
+        <w:t>De totes maneres, això és útil depenent de com utilitzem aquesta funció.</w:t>
+      </w:r>
+    </w:p>
+    <w:p>
+      <w:pPr>
+        <w:pStyle w:val="Prrafodelista"/>
+        <w:numPr>
+          <w:ilvl w:val="1"/>
+          <w:numId w:val="1"/>
+        </w:numPr>
+        <w:rPr>
+          <w:rFonts w:ascii="Arial" w:hAnsi="Arial" w:cs="Arial"/>
+          <w:sz w:val="24"/>
+          <w:szCs w:val="24"/>
+        </w:rPr>
+      </w:pPr>
+      <w:r>
+        <w:rPr>
+          <w:rFonts w:ascii="Arial" w:hAnsi="Arial" w:cs="Arial"/>
+          <w:sz w:val="24"/>
+          <w:szCs w:val="24"/>
+        </w:rPr>
+        <w:t xml:space="preserve">Si la utilitzem per donar un camí òptim (abans que un altre de possible), no afectarà a res. Perquè fixat un trajecte que conté un origen o destí d’aquestes parades, </w:t>
+      </w:r>
+      <w:r>
+        <w:rPr>
+          <w:rFonts w:ascii="Arial" w:hAnsi="Arial" w:cs="Arial"/>
+          <w:sz w:val="24"/>
+          <w:szCs w:val="24"/>
+        </w:rPr>
+        <w:t xml:space="preserve">tots els camins tindran el mateix valor en aquesta magnitud. Llavors això no ens ajudaria a decantar-nos per un camí o un altre, que en principi és pel que serveix la funció aquesta. </w:t>
+      </w:r>
+    </w:p>
+    <w:p>
+      <w:pPr>
+        <w:pStyle w:val="Prrafodelista"/>
+        <w:numPr>
+          <w:ilvl w:val="1"/>
+          <w:numId w:val="1"/>
+        </w:numPr>
+        <w:rPr>
+          <w:rFonts w:ascii="Arial" w:hAnsi="Arial" w:cs="Arial"/>
+          <w:sz w:val="24"/>
+          <w:szCs w:val="24"/>
+        </w:rPr>
+      </w:pPr>
+      <w:r>
+        <w:rPr>
+          <w:rFonts w:ascii="Arial" w:hAnsi="Arial" w:cs="Arial"/>
+          <w:sz w:val="24"/>
+          <w:szCs w:val="24"/>
+        </w:rPr>
+        <w:sym w:font="Wingdings" w:char="F0E0"/>
+      </w:r>
+      <w:r>
+        <w:rPr>
+          <w:rFonts w:ascii="Arial" w:hAnsi="Arial" w:cs="Arial"/>
+          <w:sz w:val="24"/>
+          <w:szCs w:val="24"/>
+        </w:rPr>
+        <w:t xml:space="preserve"> Aquesta magnitud només seria útil si s’utilitzés entremig d’un camí, és on hi hauria diferència. Però aquest és l’únic cas d’aquest tipus en tot el metro de Barcelona, així que crec que no es pot aplicar.</w:t>
+      </w:r>
+    </w:p>
+    <w:p>
+      <w:pPr>
+        <w:pStyle w:val="Prrafodelista"/>
+        <w:numPr>
+          <w:ilvl w:val="1"/>
+          <w:numId w:val="1"/>
+        </w:numPr>
+        <w:rPr>
+          <w:rFonts w:ascii="Arial" w:hAnsi="Arial" w:cs="Arial"/>
+          <w:sz w:val="24"/>
+          <w:szCs w:val="24"/>
+        </w:rPr>
+      </w:pPr>
+      <w:r>
+        <w:rPr>
+          <w:rFonts w:ascii="Arial" w:hAnsi="Arial" w:cs="Arial"/>
+          <w:sz w:val="24"/>
+          <w:szCs w:val="24"/>
+        </w:rPr>
+        <w:t xml:space="preserve">Crec que com a molt aportaria </w:t>
+      </w:r>
+      <w:proofErr w:type="spellStart"/>
+      <w:r>
+        <w:rPr>
+          <w:rFonts w:ascii="Arial" w:hAnsi="Arial" w:cs="Arial"/>
+          <w:sz w:val="24"/>
+          <w:szCs w:val="24"/>
+        </w:rPr>
+        <w:t>algo</w:t>
+      </w:r>
+      <w:proofErr w:type="spellEnd"/>
+      <w:r>
+        <w:rPr>
+          <w:rFonts w:ascii="Arial" w:hAnsi="Arial" w:cs="Arial"/>
+          <w:sz w:val="24"/>
+          <w:szCs w:val="24"/>
+        </w:rPr>
+        <w:t xml:space="preserve"> en el cas que es donessin “puntuacions” a rutes, però no serveix per comparar res perquè no compararem rutes amb orígens i destins diferents.</w:t>
+      </w:r>
+    </w:p>
+    <w:p>
+      <w:pPr>
+        <w:pStyle w:val="Prrafodelista"/>
+        <w:numPr>
+          <w:ilvl w:val="0"/>
+          <w:numId w:val="1"/>
+        </w:numPr>
+        <w:rPr>
+          <w:rFonts w:ascii="Arial" w:hAnsi="Arial" w:cs="Arial"/>
+          <w:sz w:val="24"/>
+          <w:szCs w:val="24"/>
+        </w:rPr>
+      </w:pPr>
+      <w:r>
+        <w:rPr>
+          <w:rFonts w:ascii="Arial" w:hAnsi="Arial" w:cs="Arial"/>
+          <w:sz w:val="24"/>
+          <w:szCs w:val="24"/>
+        </w:rPr>
+        <w:lastRenderedPageBreak/>
+        <w:t xml:space="preserve">En conclusió: crec que l’únic en el que ens pot afectar és el cas del </w:t>
+      </w:r>
+      <w:proofErr w:type="spellStart"/>
+      <w:r>
+        <w:rPr>
+          <w:rFonts w:ascii="Arial" w:hAnsi="Arial" w:cs="Arial"/>
+          <w:sz w:val="24"/>
+          <w:szCs w:val="24"/>
+        </w:rPr>
+        <w:t>Dijkstra</w:t>
+      </w:r>
+      <w:proofErr w:type="spellEnd"/>
+      <w:r>
+        <w:rPr>
+          <w:rFonts w:ascii="Arial" w:hAnsi="Arial" w:cs="Arial"/>
+          <w:sz w:val="24"/>
+          <w:szCs w:val="24"/>
+        </w:rPr>
+        <w:t xml:space="preserve"> i </w:t>
+      </w:r>
+      <w:proofErr w:type="spellStart"/>
+      <w:r>
+        <w:rPr>
+          <w:rFonts w:ascii="Arial" w:hAnsi="Arial" w:cs="Arial"/>
+          <w:sz w:val="24"/>
+          <w:szCs w:val="24"/>
+        </w:rPr>
+        <w:t>l’A</w:t>
+      </w:r>
+      <w:proofErr w:type="spellEnd"/>
+      <w:r>
+        <w:rPr>
+          <w:rFonts w:ascii="Arial" w:hAnsi="Arial" w:cs="Arial"/>
+          <w:sz w:val="24"/>
+          <w:szCs w:val="24"/>
+        </w:rPr>
+        <w:t>* normals.</w:t>
       </w:r>
     </w:p>
     <w:sectPr>
@@ -432,7 +750,7 @@
         <w:rFonts w:ascii="Courier New" w:hAnsi="Courier New" w:cs="Courier New" w:hint="default"/>
       </w:rPr>
     </w:lvl>
-    <w:lvl w:ilvl="2" w:tplc="0C0A0005" w:tentative="1">
+    <w:lvl w:ilvl="2" w:tplc="0C0A0005">
       <w:start w:val="1"/>
       <w:numFmt w:val="bullet"/>
       <w:lvlText w:val=""/>

--- a/.work/05.10.docx
+++ b/.work/05.10.docx
@@ -53,6 +53,29 @@
       <w:pPr>
         <w:rPr>
           <w:rFonts w:ascii="Arial" w:hAnsi="Arial" w:cs="Arial"/>
+          <w:b/>
+          <w:bCs/>
+          <w:sz w:val="28"/>
+          <w:szCs w:val="28"/>
+          <w:u w:val="single"/>
+        </w:rPr>
+      </w:pPr>
+      <w:r>
+        <w:rPr>
+          <w:rFonts w:ascii="Arial" w:hAnsi="Arial" w:cs="Arial"/>
+          <w:b/>
+          <w:bCs/>
+          <w:sz w:val="28"/>
+          <w:szCs w:val="28"/>
+          <w:u w:val="single"/>
+        </w:rPr>
+        <w:t>Cas Liceu</w:t>
+      </w:r>
+    </w:p>
+    <w:p>
+      <w:pPr>
+        <w:rPr>
+          <w:rFonts w:ascii="Arial" w:hAnsi="Arial" w:cs="Arial"/>
           <w:sz w:val="24"/>
           <w:szCs w:val="24"/>
         </w:rPr>
@@ -631,6 +654,7 @@
           <w:sz w:val="24"/>
           <w:szCs w:val="24"/>
         </w:rPr>
+        <w:lastRenderedPageBreak/>
         <w:t xml:space="preserve">Crec que com a molt aportaria </w:t>
       </w:r>
       <w:proofErr w:type="spellStart"/>
@@ -671,7 +695,6 @@
           <w:sz w:val="24"/>
           <w:szCs w:val="24"/>
         </w:rPr>
-        <w:lastRenderedPageBreak/>
         <w:t xml:space="preserve">En conclusió: crec que l’únic en el que ens pot afectar és el cas del </w:t>
       </w:r>
       <w:proofErr w:type="spellStart"/>
@@ -710,6 +733,759 @@
         </w:rPr>
         <w:t>* normals.</w:t>
       </w:r>
+    </w:p>
+    <w:p>
+      <w:pPr>
+        <w:rPr>
+          <w:rFonts w:ascii="Arial" w:hAnsi="Arial" w:cs="Arial"/>
+          <w:sz w:val="24"/>
+          <w:szCs w:val="24"/>
+        </w:rPr>
+      </w:pPr>
+    </w:p>
+    <w:p>
+      <w:pPr>
+        <w:rPr>
+          <w:rFonts w:ascii="Arial" w:hAnsi="Arial" w:cs="Arial"/>
+          <w:b/>
+          <w:bCs/>
+          <w:sz w:val="28"/>
+          <w:szCs w:val="28"/>
+          <w:u w:val="single"/>
+        </w:rPr>
+      </w:pPr>
+      <w:r>
+        <w:rPr>
+          <w:rFonts w:ascii="Arial" w:hAnsi="Arial" w:cs="Arial"/>
+          <w:b/>
+          <w:bCs/>
+          <w:sz w:val="28"/>
+          <w:szCs w:val="28"/>
+          <w:u w:val="single"/>
+        </w:rPr>
+        <w:t>Diferents temps segons el sentit</w:t>
+      </w:r>
+    </w:p>
+    <w:p>
+      <w:pPr>
+        <w:rPr>
+          <w:rFonts w:ascii="Arial" w:hAnsi="Arial" w:cs="Arial"/>
+          <w:sz w:val="24"/>
+          <w:szCs w:val="24"/>
+        </w:rPr>
+      </w:pPr>
+      <w:r>
+        <w:rPr>
+          <w:rFonts w:ascii="Arial" w:hAnsi="Arial" w:cs="Arial"/>
+          <w:sz w:val="24"/>
+          <w:szCs w:val="24"/>
+        </w:rPr>
+        <w:t xml:space="preserve">He fet un script per comprovar si el temps que es triga per anar en un sentit o un altre són diferents per veure si podíem fer lo de </w:t>
+      </w:r>
+      <w:proofErr w:type="spellStart"/>
+      <w:r>
+        <w:rPr>
+          <w:rFonts w:ascii="Arial" w:hAnsi="Arial" w:cs="Arial"/>
+          <w:sz w:val="24"/>
+          <w:szCs w:val="24"/>
+        </w:rPr>
+        <w:t>undirected-graph</w:t>
+      </w:r>
+      <w:proofErr w:type="spellEnd"/>
+      <w:r>
+        <w:rPr>
+          <w:rFonts w:ascii="Arial" w:hAnsi="Arial" w:cs="Arial"/>
+          <w:sz w:val="24"/>
+          <w:szCs w:val="24"/>
+        </w:rPr>
+        <w:t xml:space="preserve"> </w:t>
+      </w:r>
+      <w:r>
+        <w:rPr>
+          <w:rFonts w:ascii="Arial" w:hAnsi="Arial" w:cs="Arial"/>
+          <w:sz w:val="24"/>
+          <w:szCs w:val="24"/>
+        </w:rPr>
+        <w:sym w:font="Wingdings" w:char="F0E0"/>
+      </w:r>
+      <w:r>
+        <w:rPr>
+          <w:rFonts w:ascii="Arial" w:hAnsi="Arial" w:cs="Arial"/>
+          <w:sz w:val="24"/>
+          <w:szCs w:val="24"/>
+        </w:rPr>
+        <w:t xml:space="preserve"> NO ES POT FER.</w:t>
+      </w:r>
+    </w:p>
+    <w:p>
+      <w:pPr>
+        <w:rPr>
+          <w:rFonts w:ascii="Arial" w:hAnsi="Arial" w:cs="Arial"/>
+          <w:sz w:val="24"/>
+          <w:szCs w:val="24"/>
+        </w:rPr>
+      </w:pPr>
+      <w:r>
+        <w:rPr>
+          <w:rFonts w:ascii="Arial" w:hAnsi="Arial" w:cs="Arial"/>
+          <w:sz w:val="24"/>
+          <w:szCs w:val="24"/>
+        </w:rPr>
+        <w:t>De totes maneres, s’ha d’acabar de mirar bé perquè hi ha coses que no quadren:</w:t>
+      </w:r>
+    </w:p>
+    <w:p>
+      <w:pPr>
+        <w:pStyle w:val="Prrafodelista"/>
+        <w:numPr>
+          <w:ilvl w:val="0"/>
+          <w:numId w:val="1"/>
+        </w:numPr>
+        <w:rPr>
+          <w:rFonts w:ascii="Arial" w:hAnsi="Arial" w:cs="Arial"/>
+          <w:sz w:val="24"/>
+          <w:szCs w:val="24"/>
+        </w:rPr>
+      </w:pPr>
+      <w:r>
+        <w:rPr>
+          <w:rFonts w:ascii="Arial" w:hAnsi="Arial" w:cs="Arial"/>
+          <w:sz w:val="24"/>
+          <w:szCs w:val="24"/>
+        </w:rPr>
+        <w:t xml:space="preserve">Al </w:t>
+      </w:r>
+      <w:proofErr w:type="spellStart"/>
+      <w:r>
+        <w:rPr>
+          <w:rFonts w:ascii="Arial" w:hAnsi="Arial" w:cs="Arial"/>
+          <w:sz w:val="24"/>
+          <w:szCs w:val="24"/>
+        </w:rPr>
+        <w:t>word</w:t>
+      </w:r>
+      <w:proofErr w:type="spellEnd"/>
+      <w:r>
+        <w:rPr>
+          <w:rFonts w:ascii="Arial" w:hAnsi="Arial" w:cs="Arial"/>
+          <w:sz w:val="24"/>
+          <w:szCs w:val="24"/>
+        </w:rPr>
+        <w:t xml:space="preserve"> de parades amb noms em surten 159 trajectes</w:t>
+      </w:r>
+      <w:r>
+        <w:rPr>
+          <w:rFonts w:ascii="Arial" w:hAnsi="Arial" w:cs="Arial"/>
+          <w:sz w:val="24"/>
+          <w:szCs w:val="24"/>
+        </w:rPr>
+        <w:t xml:space="preserve"> i a l’script 158</w:t>
+      </w:r>
+    </w:p>
+    <w:p>
+      <w:pPr>
+        <w:pStyle w:val="Prrafodelista"/>
+        <w:numPr>
+          <w:ilvl w:val="0"/>
+          <w:numId w:val="1"/>
+        </w:numPr>
+        <w:rPr>
+          <w:rFonts w:ascii="Arial" w:hAnsi="Arial" w:cs="Arial"/>
+          <w:sz w:val="24"/>
+          <w:szCs w:val="24"/>
+        </w:rPr>
+      </w:pPr>
+      <w:proofErr w:type="spellStart"/>
+      <w:r>
+        <w:rPr>
+          <w:rFonts w:ascii="Arial" w:hAnsi="Arial" w:cs="Arial"/>
+          <w:sz w:val="24"/>
+          <w:szCs w:val="24"/>
+        </w:rPr>
+        <w:t>Chat</w:t>
+      </w:r>
+      <w:proofErr w:type="spellEnd"/>
+      <w:r>
+        <w:rPr>
+          <w:rFonts w:ascii="Arial" w:hAnsi="Arial" w:cs="Arial"/>
+          <w:sz w:val="24"/>
+          <w:szCs w:val="24"/>
+        </w:rPr>
+        <w:t>:</w:t>
+      </w:r>
+    </w:p>
+    <w:p>
+      <w:pPr>
+        <w:pStyle w:val="Prrafodelista"/>
+        <w:numPr>
+          <w:ilvl w:val="1"/>
+          <w:numId w:val="1"/>
+        </w:numPr>
+        <w:rPr>
+          <w:rFonts w:ascii="Arial" w:hAnsi="Arial" w:cs="Arial"/>
+          <w:sz w:val="24"/>
+          <w:szCs w:val="24"/>
+        </w:rPr>
+      </w:pPr>
+      <w:proofErr w:type="spellStart"/>
+      <w:r>
+        <w:rPr>
+          <w:rFonts w:ascii="Arial" w:hAnsi="Arial" w:cs="Arial"/>
+          <w:sz w:val="24"/>
+          <w:szCs w:val="24"/>
+        </w:rPr>
+        <w:t>Missing</w:t>
+      </w:r>
+      <w:proofErr w:type="spellEnd"/>
+      <w:r>
+        <w:rPr>
+          <w:rFonts w:ascii="Arial" w:hAnsi="Arial" w:cs="Arial"/>
+          <w:sz w:val="24"/>
+          <w:szCs w:val="24"/>
+        </w:rPr>
+        <w:t xml:space="preserve"> pair </w:t>
+      </w:r>
+      <w:proofErr w:type="spellStart"/>
+      <w:r>
+        <w:rPr>
+          <w:rFonts w:ascii="Arial" w:hAnsi="Arial" w:cs="Arial"/>
+          <w:sz w:val="24"/>
+          <w:szCs w:val="24"/>
+        </w:rPr>
+        <w:t>from</w:t>
+      </w:r>
+      <w:proofErr w:type="spellEnd"/>
+      <w:r>
+        <w:rPr>
+          <w:rFonts w:ascii="Arial" w:hAnsi="Arial" w:cs="Arial"/>
+          <w:sz w:val="24"/>
+          <w:szCs w:val="24"/>
+        </w:rPr>
+        <w:t xml:space="preserve"> </w:t>
+      </w:r>
+      <w:proofErr w:type="spellStart"/>
+      <w:r>
+        <w:rPr>
+          <w:rFonts w:ascii="Arial" w:hAnsi="Arial" w:cs="Arial"/>
+          <w:sz w:val="24"/>
+          <w:szCs w:val="24"/>
+        </w:rPr>
+        <w:t>the</w:t>
+      </w:r>
+      <w:proofErr w:type="spellEnd"/>
+      <w:r>
+        <w:rPr>
+          <w:rFonts w:ascii="Arial" w:hAnsi="Arial" w:cs="Arial"/>
+          <w:sz w:val="24"/>
+          <w:szCs w:val="24"/>
+        </w:rPr>
+        <w:t xml:space="preserve"> </w:t>
+      </w:r>
+      <w:proofErr w:type="spellStart"/>
+      <w:r>
+        <w:rPr>
+          <w:rFonts w:ascii="Arial" w:hAnsi="Arial" w:cs="Arial"/>
+          <w:sz w:val="24"/>
+          <w:szCs w:val="24"/>
+        </w:rPr>
+        <w:t>lists</w:t>
+      </w:r>
+      <w:proofErr w:type="spellEnd"/>
+      <w:r>
+        <w:rPr>
+          <w:rFonts w:ascii="Arial" w:hAnsi="Arial" w:cs="Arial"/>
+          <w:sz w:val="24"/>
+          <w:szCs w:val="24"/>
+        </w:rPr>
+        <w:t xml:space="preserve"> (no </w:t>
+      </w:r>
+      <w:proofErr w:type="spellStart"/>
+      <w:r>
+        <w:rPr>
+          <w:rFonts w:ascii="Arial" w:hAnsi="Arial" w:cs="Arial"/>
+          <w:sz w:val="24"/>
+          <w:szCs w:val="24"/>
+        </w:rPr>
+        <w:t>weight</w:t>
+      </w:r>
+      <w:proofErr w:type="spellEnd"/>
+      <w:r>
+        <w:rPr>
+          <w:rFonts w:ascii="Arial" w:hAnsi="Arial" w:cs="Arial"/>
+          <w:sz w:val="24"/>
+          <w:szCs w:val="24"/>
+        </w:rPr>
+        <w:t xml:space="preserve"> </w:t>
+      </w:r>
+      <w:proofErr w:type="spellStart"/>
+      <w:r>
+        <w:rPr>
+          <w:rFonts w:ascii="Arial" w:hAnsi="Arial" w:cs="Arial"/>
+          <w:sz w:val="24"/>
+          <w:szCs w:val="24"/>
+        </w:rPr>
+        <w:t>assigned</w:t>
+      </w:r>
+      <w:proofErr w:type="spellEnd"/>
+      <w:r>
+        <w:rPr>
+          <w:rFonts w:ascii="Arial" w:hAnsi="Arial" w:cs="Arial"/>
+          <w:sz w:val="24"/>
+          <w:szCs w:val="24"/>
+        </w:rPr>
+        <w:t>):</w:t>
+      </w:r>
+    </w:p>
+    <w:p>
+      <w:pPr>
+        <w:pStyle w:val="Prrafodelista"/>
+        <w:numPr>
+          <w:ilvl w:val="2"/>
+          <w:numId w:val="1"/>
+        </w:numPr>
+        <w:rPr>
+          <w:rFonts w:ascii="Arial" w:hAnsi="Arial" w:cs="Arial"/>
+          <w:sz w:val="24"/>
+          <w:szCs w:val="24"/>
+        </w:rPr>
+      </w:pPr>
+      <w:r>
+        <w:rPr>
+          <w:rFonts w:ascii="Arial" w:hAnsi="Arial" w:cs="Arial"/>
+          <w:sz w:val="24"/>
+          <w:szCs w:val="24"/>
+        </w:rPr>
+        <w:t xml:space="preserve">1.932 – Onze de Setembre </w:t>
+      </w:r>
+    </w:p>
+    <w:p>
+      <w:pPr>
+        <w:pStyle w:val="Prrafodelista"/>
+        <w:numPr>
+          <w:ilvl w:val="2"/>
+          <w:numId w:val="1"/>
+        </w:numPr>
+        <w:rPr>
+          <w:rFonts w:ascii="Arial" w:hAnsi="Arial" w:cs="Arial"/>
+          <w:sz w:val="24"/>
+          <w:szCs w:val="24"/>
+        </w:rPr>
+      </w:pPr>
+      <w:r>
+        <w:rPr>
+          <w:rFonts w:ascii="Arial" w:hAnsi="Arial" w:cs="Arial"/>
+          <w:sz w:val="24"/>
+          <w:szCs w:val="24"/>
+        </w:rPr>
+        <w:t xml:space="preserve">1.940 – Can </w:t>
+      </w:r>
+      <w:proofErr w:type="spellStart"/>
+      <w:r>
+        <w:rPr>
+          <w:rFonts w:ascii="Arial" w:hAnsi="Arial" w:cs="Arial"/>
+          <w:sz w:val="24"/>
+          <w:szCs w:val="24"/>
+        </w:rPr>
+        <w:t>Peixauet</w:t>
+      </w:r>
+      <w:proofErr w:type="spellEnd"/>
+      <w:r>
+        <w:rPr>
+          <w:rFonts w:ascii="Arial" w:hAnsi="Arial" w:cs="Arial"/>
+          <w:sz w:val="24"/>
+          <w:szCs w:val="24"/>
+        </w:rPr>
+        <w:t xml:space="preserve"> </w:t>
+      </w:r>
+    </w:p>
+    <w:p>
+      <w:pPr>
+        <w:pStyle w:val="Prrafodelista"/>
+        <w:numPr>
+          <w:ilvl w:val="1"/>
+          <w:numId w:val="1"/>
+        </w:numPr>
+        <w:rPr>
+          <w:rFonts w:ascii="Arial" w:hAnsi="Arial" w:cs="Arial"/>
+          <w:sz w:val="24"/>
+          <w:szCs w:val="24"/>
+        </w:rPr>
+      </w:pPr>
+      <w:proofErr w:type="spellStart"/>
+      <w:r>
+        <w:rPr>
+          <w:rFonts w:ascii="Arial" w:hAnsi="Arial" w:cs="Arial"/>
+          <w:sz w:val="24"/>
+          <w:szCs w:val="24"/>
+        </w:rPr>
+        <w:t>Pairs</w:t>
+      </w:r>
+      <w:proofErr w:type="spellEnd"/>
+      <w:r>
+        <w:rPr>
+          <w:rFonts w:ascii="Arial" w:hAnsi="Arial" w:cs="Arial"/>
+          <w:sz w:val="24"/>
+          <w:szCs w:val="24"/>
+        </w:rPr>
+        <w:t xml:space="preserve"> </w:t>
+      </w:r>
+      <w:proofErr w:type="spellStart"/>
+      <w:r>
+        <w:rPr>
+          <w:rFonts w:ascii="Arial" w:hAnsi="Arial" w:cs="Arial"/>
+          <w:sz w:val="24"/>
+          <w:szCs w:val="24"/>
+        </w:rPr>
+        <w:t>that</w:t>
+      </w:r>
+      <w:proofErr w:type="spellEnd"/>
+      <w:r>
+        <w:rPr>
+          <w:rFonts w:ascii="Arial" w:hAnsi="Arial" w:cs="Arial"/>
+          <w:sz w:val="24"/>
+          <w:szCs w:val="24"/>
+        </w:rPr>
+        <w:t xml:space="preserve"> </w:t>
+      </w:r>
+      <w:proofErr w:type="spellStart"/>
+      <w:r>
+        <w:rPr>
+          <w:rFonts w:ascii="Arial" w:hAnsi="Arial" w:cs="Arial"/>
+          <w:sz w:val="24"/>
+          <w:szCs w:val="24"/>
+        </w:rPr>
+        <w:t>exist</w:t>
+      </w:r>
+      <w:proofErr w:type="spellEnd"/>
+      <w:r>
+        <w:rPr>
+          <w:rFonts w:ascii="Arial" w:hAnsi="Arial" w:cs="Arial"/>
+          <w:sz w:val="24"/>
+          <w:szCs w:val="24"/>
+        </w:rPr>
+        <w:t xml:space="preserve"> in </w:t>
+      </w:r>
+      <w:proofErr w:type="spellStart"/>
+      <w:r>
+        <w:rPr>
+          <w:rFonts w:ascii="Arial" w:hAnsi="Arial" w:cs="Arial"/>
+          <w:sz w:val="24"/>
+          <w:szCs w:val="24"/>
+        </w:rPr>
+        <w:t>the</w:t>
+      </w:r>
+      <w:proofErr w:type="spellEnd"/>
+      <w:r>
+        <w:rPr>
+          <w:rFonts w:ascii="Arial" w:hAnsi="Arial" w:cs="Arial"/>
+          <w:sz w:val="24"/>
+          <w:szCs w:val="24"/>
+        </w:rPr>
+        <w:t xml:space="preserve"> </w:t>
+      </w:r>
+      <w:proofErr w:type="spellStart"/>
+      <w:r>
+        <w:rPr>
+          <w:rFonts w:ascii="Arial" w:hAnsi="Arial" w:cs="Arial"/>
+          <w:sz w:val="24"/>
+          <w:szCs w:val="24"/>
+        </w:rPr>
+        <w:t>weights</w:t>
+      </w:r>
+      <w:proofErr w:type="spellEnd"/>
+      <w:r>
+        <w:rPr>
+          <w:rFonts w:ascii="Arial" w:hAnsi="Arial" w:cs="Arial"/>
+          <w:sz w:val="24"/>
+          <w:szCs w:val="24"/>
+        </w:rPr>
+        <w:t xml:space="preserve"> </w:t>
+      </w:r>
+      <w:proofErr w:type="spellStart"/>
+      <w:r>
+        <w:rPr>
+          <w:rFonts w:ascii="Arial" w:hAnsi="Arial" w:cs="Arial"/>
+          <w:sz w:val="24"/>
+          <w:szCs w:val="24"/>
+        </w:rPr>
+        <w:t>but</w:t>
+      </w:r>
+      <w:proofErr w:type="spellEnd"/>
+      <w:r>
+        <w:rPr>
+          <w:rFonts w:ascii="Arial" w:hAnsi="Arial" w:cs="Arial"/>
+          <w:sz w:val="24"/>
+          <w:szCs w:val="24"/>
+        </w:rPr>
+        <w:t xml:space="preserve"> </w:t>
+      </w:r>
+      <w:proofErr w:type="spellStart"/>
+      <w:r>
+        <w:rPr>
+          <w:rFonts w:ascii="Arial" w:hAnsi="Arial" w:cs="Arial"/>
+          <w:sz w:val="24"/>
+          <w:szCs w:val="24"/>
+        </w:rPr>
+        <w:t>not</w:t>
+      </w:r>
+      <w:proofErr w:type="spellEnd"/>
+      <w:r>
+        <w:rPr>
+          <w:rFonts w:ascii="Arial" w:hAnsi="Arial" w:cs="Arial"/>
+          <w:sz w:val="24"/>
+          <w:szCs w:val="24"/>
+        </w:rPr>
+        <w:t xml:space="preserve"> as </w:t>
+      </w:r>
+      <w:proofErr w:type="spellStart"/>
+      <w:r>
+        <w:rPr>
+          <w:rFonts w:ascii="Arial" w:hAnsi="Arial" w:cs="Arial"/>
+          <w:sz w:val="24"/>
+          <w:szCs w:val="24"/>
+        </w:rPr>
+        <w:t>consecutive</w:t>
+      </w:r>
+      <w:proofErr w:type="spellEnd"/>
+      <w:r>
+        <w:rPr>
+          <w:rFonts w:ascii="Arial" w:hAnsi="Arial" w:cs="Arial"/>
+          <w:sz w:val="24"/>
+          <w:szCs w:val="24"/>
+        </w:rPr>
+        <w:t xml:space="preserve"> stops in </w:t>
+      </w:r>
+      <w:proofErr w:type="spellStart"/>
+      <w:r>
+        <w:rPr>
+          <w:rFonts w:ascii="Arial" w:hAnsi="Arial" w:cs="Arial"/>
+          <w:sz w:val="24"/>
+          <w:szCs w:val="24"/>
+        </w:rPr>
+        <w:t>your</w:t>
+      </w:r>
+      <w:proofErr w:type="spellEnd"/>
+      <w:r>
+        <w:rPr>
+          <w:rFonts w:ascii="Arial" w:hAnsi="Arial" w:cs="Arial"/>
+          <w:sz w:val="24"/>
+          <w:szCs w:val="24"/>
+        </w:rPr>
+        <w:t xml:space="preserve"> </w:t>
+      </w:r>
+      <w:proofErr w:type="spellStart"/>
+      <w:r>
+        <w:rPr>
+          <w:rFonts w:ascii="Arial" w:hAnsi="Arial" w:cs="Arial"/>
+          <w:sz w:val="24"/>
+          <w:szCs w:val="24"/>
+        </w:rPr>
+        <w:t>lists</w:t>
+      </w:r>
+      <w:proofErr w:type="spellEnd"/>
+      <w:r>
+        <w:rPr>
+          <w:rFonts w:ascii="Arial" w:hAnsi="Arial" w:cs="Arial"/>
+          <w:sz w:val="24"/>
+          <w:szCs w:val="24"/>
+        </w:rPr>
+        <w:t>:</w:t>
+      </w:r>
+    </w:p>
+    <w:p>
+      <w:pPr>
+        <w:pStyle w:val="Prrafodelista"/>
+        <w:numPr>
+          <w:ilvl w:val="2"/>
+          <w:numId w:val="1"/>
+        </w:numPr>
+        <w:rPr>
+          <w:rFonts w:ascii="Arial" w:hAnsi="Arial" w:cs="Arial"/>
+          <w:sz w:val="24"/>
+          <w:szCs w:val="24"/>
+        </w:rPr>
+      </w:pPr>
+      <w:r>
+        <w:rPr>
+          <w:rFonts w:ascii="Arial" w:hAnsi="Arial" w:cs="Arial"/>
+          <w:sz w:val="24"/>
+          <w:szCs w:val="24"/>
+        </w:rPr>
+        <w:t>1.903 – Aeroport T2</w:t>
+      </w:r>
+      <w:r>
+        <w:rPr>
+          <w:rFonts w:ascii="Arial" w:hAnsi="Arial" w:cs="Arial"/>
+          <w:sz w:val="24"/>
+          <w:szCs w:val="24"/>
+        </w:rPr>
+        <w:br/>
+        <w:t xml:space="preserve">↔ 1.905 – Parc Nou </w:t>
+      </w:r>
+    </w:p>
+    <w:p>
+      <w:pPr>
+        <w:pStyle w:val="Prrafodelista"/>
+        <w:numPr>
+          <w:ilvl w:val="2"/>
+          <w:numId w:val="1"/>
+        </w:numPr>
+        <w:rPr>
+          <w:rFonts w:ascii="Arial" w:hAnsi="Arial" w:cs="Arial"/>
+          <w:sz w:val="24"/>
+          <w:szCs w:val="24"/>
+        </w:rPr>
+      </w:pPr>
+      <w:r>
+        <w:rPr>
+          <w:rFonts w:ascii="Arial" w:hAnsi="Arial" w:cs="Arial"/>
+          <w:sz w:val="24"/>
+          <w:szCs w:val="24"/>
+        </w:rPr>
+        <w:t>1.909 – Les Moreres</w:t>
+      </w:r>
+      <w:r>
+        <w:rPr>
+          <w:rFonts w:ascii="Arial" w:hAnsi="Arial" w:cs="Arial"/>
+          <w:sz w:val="24"/>
+          <w:szCs w:val="24"/>
+        </w:rPr>
+        <w:br/>
+        <w:t xml:space="preserve">↔ 1.912 – Fira </w:t>
+      </w:r>
+    </w:p>
+    <w:p>
+      <w:pPr>
+        <w:pStyle w:val="Prrafodelista"/>
+        <w:numPr>
+          <w:ilvl w:val="2"/>
+          <w:numId w:val="1"/>
+        </w:numPr>
+        <w:rPr>
+          <w:rFonts w:ascii="Arial" w:hAnsi="Arial" w:cs="Arial"/>
+          <w:sz w:val="24"/>
+          <w:szCs w:val="24"/>
+        </w:rPr>
+      </w:pPr>
+      <w:r>
+        <w:rPr>
+          <w:rFonts w:ascii="Arial" w:hAnsi="Arial" w:cs="Arial"/>
+          <w:sz w:val="24"/>
+          <w:szCs w:val="24"/>
+        </w:rPr>
+        <w:t>1.933 – Bon Pastor</w:t>
+      </w:r>
+      <w:r>
+        <w:rPr>
+          <w:rFonts w:ascii="Arial" w:hAnsi="Arial" w:cs="Arial"/>
+          <w:sz w:val="24"/>
+          <w:szCs w:val="24"/>
+        </w:rPr>
+        <w:br/>
+        <w:t xml:space="preserve">↔ 1.940 – Can </w:t>
+      </w:r>
+      <w:proofErr w:type="spellStart"/>
+      <w:r>
+        <w:rPr>
+          <w:rFonts w:ascii="Arial" w:hAnsi="Arial" w:cs="Arial"/>
+          <w:sz w:val="24"/>
+          <w:szCs w:val="24"/>
+        </w:rPr>
+        <w:t>Peixauet</w:t>
+      </w:r>
+      <w:proofErr w:type="spellEnd"/>
+    </w:p>
+    <w:p>
+      <w:pPr>
+        <w:pStyle w:val="Prrafodelista"/>
+        <w:numPr>
+          <w:ilvl w:val="0"/>
+          <w:numId w:val="1"/>
+        </w:numPr>
+        <w:rPr>
+          <w:rFonts w:ascii="Arial" w:hAnsi="Arial" w:cs="Arial"/>
+          <w:sz w:val="24"/>
+          <w:szCs w:val="24"/>
+          <w:lang w:val="es-ES"/>
+        </w:rPr>
+      </w:pPr>
+      <w:r>
+        <w:rPr>
+          <w:rFonts w:ascii="Arial" w:hAnsi="Arial" w:cs="Arial"/>
+          <w:sz w:val="24"/>
+          <w:szCs w:val="24"/>
+        </w:rPr>
+        <w:t xml:space="preserve">S’hauria de fer una llista correcta de les </w:t>
+      </w:r>
+      <w:proofErr w:type="spellStart"/>
+      <w:r>
+        <w:rPr>
+          <w:rFonts w:ascii="Arial" w:hAnsi="Arial" w:cs="Arial"/>
+          <w:sz w:val="24"/>
+          <w:szCs w:val="24"/>
+        </w:rPr>
+        <w:t>ids</w:t>
+      </w:r>
+      <w:proofErr w:type="spellEnd"/>
+      <w:r>
+        <w:rPr>
+          <w:rFonts w:ascii="Arial" w:hAnsi="Arial" w:cs="Arial"/>
+          <w:sz w:val="24"/>
+          <w:szCs w:val="24"/>
+        </w:rPr>
+        <w:t xml:space="preserve"> i els noms de les parades</w:t>
+      </w:r>
+    </w:p>
+    <w:p>
+      <w:pPr>
+        <w:pStyle w:val="Prrafodelista"/>
+        <w:numPr>
+          <w:ilvl w:val="0"/>
+          <w:numId w:val="1"/>
+        </w:numPr>
+        <w:rPr>
+          <w:rFonts w:ascii="Arial" w:hAnsi="Arial" w:cs="Arial"/>
+          <w:sz w:val="24"/>
+          <w:szCs w:val="24"/>
+          <w:lang w:val="es-ES"/>
+        </w:rPr>
+      </w:pPr>
+      <w:r>
+        <w:rPr>
+          <w:rFonts w:ascii="Arial" w:hAnsi="Arial" w:cs="Arial"/>
+          <w:sz w:val="24"/>
+          <w:szCs w:val="24"/>
+        </w:rPr>
+        <w:t xml:space="preserve">Es va mirar si hi havia </w:t>
+      </w:r>
+      <w:proofErr w:type="spellStart"/>
+      <w:r>
+        <w:rPr>
+          <w:rFonts w:ascii="Arial" w:hAnsi="Arial" w:cs="Arial"/>
+          <w:sz w:val="24"/>
+          <w:szCs w:val="24"/>
+        </w:rPr>
+        <w:t>pathways</w:t>
+      </w:r>
+      <w:proofErr w:type="spellEnd"/>
+      <w:r>
+        <w:rPr>
+          <w:rFonts w:ascii="Arial" w:hAnsi="Arial" w:cs="Arial"/>
+          <w:sz w:val="24"/>
+          <w:szCs w:val="24"/>
+        </w:rPr>
+        <w:t xml:space="preserve"> en els dos sentits de dues entrades però no s’ha fet amb les parades</w:t>
+      </w:r>
+    </w:p>
+    <w:p>
+      <w:pPr>
+        <w:rPr>
+          <w:rFonts w:ascii="Arial" w:hAnsi="Arial" w:cs="Arial"/>
+          <w:sz w:val="24"/>
+          <w:szCs w:val="24"/>
+          <w:lang w:val="es-ES"/>
+        </w:rPr>
+      </w:pPr>
     </w:p>
     <w:sectPr>
       <w:pgSz w:w="11906" w:h="16838"/>
@@ -724,6 +1500,268 @@
 <file path=word/numbering.xml><?xml version="1.0" encoding="utf-8"?>
 <w:numbering xmlns:wpc="http://schemas.microsoft.com/office/word/2010/wordprocessingCanvas" xmlns:cx="http://schemas.microsoft.com/office/drawing/2014/chartex" xmlns:cx1="http://schemas.microsoft.com/office/drawing/2015/9/8/chartex" xmlns:cx2="http://schemas.microsoft.com/office/drawing/2015/10/21/chartex" xmlns:cx3="http://schemas.microsoft.com/office/drawing/2016/5/9/chartex" xmlns:cx4="http://schemas.microsoft.com/office/drawing/2016/5/10/chartex" xmlns:cx5="http://schemas.microsoft.com/office/drawing/2016/5/11/chartex" xmlns:cx6="http://schemas.microsoft.com/office/drawing/2016/5/12/chartex" xmlns:cx7="http://schemas.microsoft.com/office/drawing/2016/5/13/chartex" xmlns:cx8="http://schemas.microsoft.com/office/drawing/2016/5/14/chartex" xmlns:mc="http://schemas.openxmlformats.org/markup-compatibility/2006" xmlns:aink="http://schemas.microsoft.com/office/drawing/2016/ink" xmlns:am3d="http://schemas.microsoft.com/office/drawing/2017/model3d" xmlns:o="urn:schemas-microsoft-com:office:office" xmlns:oel="http://schemas.microsoft.com/office/2019/extlst" xmlns:r="http://schemas.openxmlformats.org/officeDocument/2006/relationships" xmlns:m="http://schemas.openxmlformats.org/officeDocument/2006/math" xmlns:v="urn:schemas-microsoft-com:vml" xmlns:wp14="http://schemas.microsoft.com/office/word/2010/wordprocessingDrawing" xmlns:wp="http://schemas.openxmlformats.org/drawingml/2006/wordprocessingDrawing" xmlns:w10="urn:schemas-microsoft-com:office:word" xmlns:w="http://schemas.openxmlformats.org/wordprocessingml/2006/main" xmlns:w14="http://schemas.microsoft.com/office/word/2010/wordml" xmlns:w15="http://schemas.microsoft.com/office/word/2012/wordml" xmlns:w16cex="http://schemas.microsoft.com/office/word/2018/wordml/cex" xmlns:w16cid="http://schemas.microsoft.com/office/word/2016/wordml/cid" xmlns:w16="http://schemas.microsoft.com/office/word/2018/wordml" xmlns:w16du="http://schemas.microsoft.com/office/word/2023/wordml/word16du" xmlns:w16sdtdh="http://schemas.microsoft.com/office/word/2020/wordml/sdtdatahash" xmlns:w16sdtfl="http://schemas.microsoft.com/office/word/2024/wordml/sdtformatlock" xmlns:w16se="http://schemas.microsoft.com/office/word/2015/wordml/symex" xmlns:wpg="http://schemas.microsoft.com/office/word/2010/wordprocessingGroup" xmlns:wpi="http://schemas.microsoft.com/office/word/2010/wordprocessingInk" xmlns:wne="http://schemas.microsoft.com/office/word/2006/wordml" xmlns:wps="http://schemas.microsoft.com/office/word/2010/wordprocessingShape" mc:Ignorable="w14 w15 w16se w16cid w16 w16cex w16sdtdh w16sdtfl w16du wp14">
   <w:abstractNum w:abstractNumId="0" w15:restartNumberingAfterBreak="0">
+    <w:nsid w:val="13B06E4B"/>
+    <w:multiLevelType w:val="multilevel"/>
+    <w:tmpl w:val="E572ECCC"/>
+    <w:lvl w:ilvl="0">
+      <w:start w:val="1"/>
+      <w:numFmt w:val="bullet"/>
+      <w:lvlText w:val=""/>
+      <w:lvlJc w:val="left"/>
+      <w:pPr>
+        <w:tabs>
+          <w:tab w:val="num" w:pos="720"/>
+        </w:tabs>
+        <w:ind w:left="720" w:hanging="360"/>
+      </w:pPr>
+      <w:rPr>
+        <w:rFonts w:ascii="Symbol" w:hAnsi="Symbol" w:hint="default"/>
+        <w:sz w:val="20"/>
+      </w:rPr>
+    </w:lvl>
+    <w:lvl w:ilvl="1" w:tentative="1">
+      <w:start w:val="1"/>
+      <w:numFmt w:val="bullet"/>
+      <w:lvlText w:val="o"/>
+      <w:lvlJc w:val="left"/>
+      <w:pPr>
+        <w:tabs>
+          <w:tab w:val="num" w:pos="1440"/>
+        </w:tabs>
+        <w:ind w:left="1440" w:hanging="360"/>
+      </w:pPr>
+      <w:rPr>
+        <w:rFonts w:ascii="Courier New" w:hAnsi="Courier New" w:hint="default"/>
+        <w:sz w:val="20"/>
+      </w:rPr>
+    </w:lvl>
+    <w:lvl w:ilvl="2" w:tentative="1">
+      <w:start w:val="1"/>
+      <w:numFmt w:val="bullet"/>
+      <w:lvlText w:val=""/>
+      <w:lvlJc w:val="left"/>
+      <w:pPr>
+        <w:tabs>
+          <w:tab w:val="num" w:pos="2160"/>
+        </w:tabs>
+        <w:ind w:left="2160" w:hanging="360"/>
+      </w:pPr>
+      <w:rPr>
+        <w:rFonts w:ascii="Wingdings" w:hAnsi="Wingdings" w:hint="default"/>
+        <w:sz w:val="20"/>
+      </w:rPr>
+    </w:lvl>
+    <w:lvl w:ilvl="3" w:tentative="1">
+      <w:start w:val="1"/>
+      <w:numFmt w:val="bullet"/>
+      <w:lvlText w:val=""/>
+      <w:lvlJc w:val="left"/>
+      <w:pPr>
+        <w:tabs>
+          <w:tab w:val="num" w:pos="2880"/>
+        </w:tabs>
+        <w:ind w:left="2880" w:hanging="360"/>
+      </w:pPr>
+      <w:rPr>
+        <w:rFonts w:ascii="Wingdings" w:hAnsi="Wingdings" w:hint="default"/>
+        <w:sz w:val="20"/>
+      </w:rPr>
+    </w:lvl>
+    <w:lvl w:ilvl="4" w:tentative="1">
+      <w:start w:val="1"/>
+      <w:numFmt w:val="bullet"/>
+      <w:lvlText w:val=""/>
+      <w:lvlJc w:val="left"/>
+      <w:pPr>
+        <w:tabs>
+          <w:tab w:val="num" w:pos="3600"/>
+        </w:tabs>
+        <w:ind w:left="3600" w:hanging="360"/>
+      </w:pPr>
+      <w:rPr>
+        <w:rFonts w:ascii="Wingdings" w:hAnsi="Wingdings" w:hint="default"/>
+        <w:sz w:val="20"/>
+      </w:rPr>
+    </w:lvl>
+    <w:lvl w:ilvl="5" w:tentative="1">
+      <w:start w:val="1"/>
+      <w:numFmt w:val="bullet"/>
+      <w:lvlText w:val=""/>
+      <w:lvlJc w:val="left"/>
+      <w:pPr>
+        <w:tabs>
+          <w:tab w:val="num" w:pos="4320"/>
+        </w:tabs>
+        <w:ind w:left="4320" w:hanging="360"/>
+      </w:pPr>
+      <w:rPr>
+        <w:rFonts w:ascii="Wingdings" w:hAnsi="Wingdings" w:hint="default"/>
+        <w:sz w:val="20"/>
+      </w:rPr>
+    </w:lvl>
+    <w:lvl w:ilvl="6" w:tentative="1">
+      <w:start w:val="1"/>
+      <w:numFmt w:val="bullet"/>
+      <w:lvlText w:val=""/>
+      <w:lvlJc w:val="left"/>
+      <w:pPr>
+        <w:tabs>
+          <w:tab w:val="num" w:pos="5040"/>
+        </w:tabs>
+        <w:ind w:left="5040" w:hanging="360"/>
+      </w:pPr>
+      <w:rPr>
+        <w:rFonts w:ascii="Wingdings" w:hAnsi="Wingdings" w:hint="default"/>
+        <w:sz w:val="20"/>
+      </w:rPr>
+    </w:lvl>
+    <w:lvl w:ilvl="7" w:tentative="1">
+      <w:start w:val="1"/>
+      <w:numFmt w:val="bullet"/>
+      <w:lvlText w:val=""/>
+      <w:lvlJc w:val="left"/>
+      <w:pPr>
+        <w:tabs>
+          <w:tab w:val="num" w:pos="5760"/>
+        </w:tabs>
+        <w:ind w:left="5760" w:hanging="360"/>
+      </w:pPr>
+      <w:rPr>
+        <w:rFonts w:ascii="Wingdings" w:hAnsi="Wingdings" w:hint="default"/>
+        <w:sz w:val="20"/>
+      </w:rPr>
+    </w:lvl>
+    <w:lvl w:ilvl="8" w:tentative="1">
+      <w:start w:val="1"/>
+      <w:numFmt w:val="bullet"/>
+      <w:lvlText w:val=""/>
+      <w:lvlJc w:val="left"/>
+      <w:pPr>
+        <w:tabs>
+          <w:tab w:val="num" w:pos="6480"/>
+        </w:tabs>
+        <w:ind w:left="6480" w:hanging="360"/>
+      </w:pPr>
+      <w:rPr>
+        <w:rFonts w:ascii="Wingdings" w:hAnsi="Wingdings" w:hint="default"/>
+        <w:sz w:val="20"/>
+      </w:rPr>
+    </w:lvl>
+  </w:abstractNum>
+  <w:abstractNum w:abstractNumId="1" w15:restartNumberingAfterBreak="0">
+    <w:nsid w:val="305D2E32"/>
+    <w:multiLevelType w:val="multilevel"/>
+    <w:tmpl w:val="F0C0B210"/>
+    <w:lvl w:ilvl="0">
+      <w:start w:val="1"/>
+      <w:numFmt w:val="decimal"/>
+      <w:lvlText w:val="%1."/>
+      <w:lvlJc w:val="left"/>
+      <w:pPr>
+        <w:tabs>
+          <w:tab w:val="num" w:pos="720"/>
+        </w:tabs>
+        <w:ind w:left="720" w:hanging="360"/>
+      </w:pPr>
+    </w:lvl>
+    <w:lvl w:ilvl="1" w:tentative="1">
+      <w:start w:val="1"/>
+      <w:numFmt w:val="decimal"/>
+      <w:lvlText w:val="%2."/>
+      <w:lvlJc w:val="left"/>
+      <w:pPr>
+        <w:tabs>
+          <w:tab w:val="num" w:pos="1440"/>
+        </w:tabs>
+        <w:ind w:left="1440" w:hanging="360"/>
+      </w:pPr>
+    </w:lvl>
+    <w:lvl w:ilvl="2" w:tentative="1">
+      <w:start w:val="1"/>
+      <w:numFmt w:val="decimal"/>
+      <w:lvlText w:val="%3."/>
+      <w:lvlJc w:val="left"/>
+      <w:pPr>
+        <w:tabs>
+          <w:tab w:val="num" w:pos="2160"/>
+        </w:tabs>
+        <w:ind w:left="2160" w:hanging="360"/>
+      </w:pPr>
+    </w:lvl>
+    <w:lvl w:ilvl="3" w:tentative="1">
+      <w:start w:val="1"/>
+      <w:numFmt w:val="decimal"/>
+      <w:lvlText w:val="%4."/>
+      <w:lvlJc w:val="left"/>
+      <w:pPr>
+        <w:tabs>
+          <w:tab w:val="num" w:pos="2880"/>
+        </w:tabs>
+        <w:ind w:left="2880" w:hanging="360"/>
+      </w:pPr>
+    </w:lvl>
+    <w:lvl w:ilvl="4" w:tentative="1">
+      <w:start w:val="1"/>
+      <w:numFmt w:val="decimal"/>
+      <w:lvlText w:val="%5."/>
+      <w:lvlJc w:val="left"/>
+      <w:pPr>
+        <w:tabs>
+          <w:tab w:val="num" w:pos="3600"/>
+        </w:tabs>
+        <w:ind w:left="3600" w:hanging="360"/>
+      </w:pPr>
+    </w:lvl>
+    <w:lvl w:ilvl="5" w:tentative="1">
+      <w:start w:val="1"/>
+      <w:numFmt w:val="decimal"/>
+      <w:lvlText w:val="%6."/>
+      <w:lvlJc w:val="left"/>
+      <w:pPr>
+        <w:tabs>
+          <w:tab w:val="num" w:pos="4320"/>
+        </w:tabs>
+        <w:ind w:left="4320" w:hanging="360"/>
+      </w:pPr>
+    </w:lvl>
+    <w:lvl w:ilvl="6" w:tentative="1">
+      <w:start w:val="1"/>
+      <w:numFmt w:val="decimal"/>
+      <w:lvlText w:val="%7."/>
+      <w:lvlJc w:val="left"/>
+      <w:pPr>
+        <w:tabs>
+          <w:tab w:val="num" w:pos="5040"/>
+        </w:tabs>
+        <w:ind w:left="5040" w:hanging="360"/>
+      </w:pPr>
+    </w:lvl>
+    <w:lvl w:ilvl="7" w:tentative="1">
+      <w:start w:val="1"/>
+      <w:numFmt w:val="decimal"/>
+      <w:lvlText w:val="%8."/>
+      <w:lvlJc w:val="left"/>
+      <w:pPr>
+        <w:tabs>
+          <w:tab w:val="num" w:pos="5760"/>
+        </w:tabs>
+        <w:ind w:left="5760" w:hanging="360"/>
+      </w:pPr>
+    </w:lvl>
+    <w:lvl w:ilvl="8" w:tentative="1">
+      <w:start w:val="1"/>
+      <w:numFmt w:val="decimal"/>
+      <w:lvlText w:val="%9."/>
+      <w:lvlJc w:val="left"/>
+      <w:pPr>
+        <w:tabs>
+          <w:tab w:val="num" w:pos="6480"/>
+        </w:tabs>
+        <w:ind w:left="6480" w:hanging="360"/>
+      </w:pPr>
+    </w:lvl>
+  </w:abstractNum>
+  <w:abstractNum w:abstractNumId="2" w15:restartNumberingAfterBreak="0">
     <w:nsid w:val="5497707C"/>
     <w:multiLevelType w:val="hybridMultilevel"/>
     <w:tmpl w:val="44F4BA1E"/>
@@ -835,8 +1873,166 @@
       </w:rPr>
     </w:lvl>
   </w:abstractNum>
+  <w:abstractNum w:abstractNumId="3" w15:restartNumberingAfterBreak="0">
+    <w:nsid w:val="72265A4B"/>
+    <w:multiLevelType w:val="multilevel"/>
+    <w:tmpl w:val="7FA08AE8"/>
+    <w:lvl w:ilvl="0">
+      <w:start w:val="1"/>
+      <w:numFmt w:val="bullet"/>
+      <w:lvlText w:val=""/>
+      <w:lvlJc w:val="left"/>
+      <w:pPr>
+        <w:tabs>
+          <w:tab w:val="num" w:pos="720"/>
+        </w:tabs>
+        <w:ind w:left="720" w:hanging="360"/>
+      </w:pPr>
+      <w:rPr>
+        <w:rFonts w:ascii="Symbol" w:hAnsi="Symbol" w:hint="default"/>
+        <w:sz w:val="20"/>
+      </w:rPr>
+    </w:lvl>
+    <w:lvl w:ilvl="1" w:tentative="1">
+      <w:start w:val="1"/>
+      <w:numFmt w:val="bullet"/>
+      <w:lvlText w:val="o"/>
+      <w:lvlJc w:val="left"/>
+      <w:pPr>
+        <w:tabs>
+          <w:tab w:val="num" w:pos="1440"/>
+        </w:tabs>
+        <w:ind w:left="1440" w:hanging="360"/>
+      </w:pPr>
+      <w:rPr>
+        <w:rFonts w:ascii="Courier New" w:hAnsi="Courier New" w:hint="default"/>
+        <w:sz w:val="20"/>
+      </w:rPr>
+    </w:lvl>
+    <w:lvl w:ilvl="2" w:tentative="1">
+      <w:start w:val="1"/>
+      <w:numFmt w:val="bullet"/>
+      <w:lvlText w:val=""/>
+      <w:lvlJc w:val="left"/>
+      <w:pPr>
+        <w:tabs>
+          <w:tab w:val="num" w:pos="2160"/>
+        </w:tabs>
+        <w:ind w:left="2160" w:hanging="360"/>
+      </w:pPr>
+      <w:rPr>
+        <w:rFonts w:ascii="Wingdings" w:hAnsi="Wingdings" w:hint="default"/>
+        <w:sz w:val="20"/>
+      </w:rPr>
+    </w:lvl>
+    <w:lvl w:ilvl="3" w:tentative="1">
+      <w:start w:val="1"/>
+      <w:numFmt w:val="bullet"/>
+      <w:lvlText w:val=""/>
+      <w:lvlJc w:val="left"/>
+      <w:pPr>
+        <w:tabs>
+          <w:tab w:val="num" w:pos="2880"/>
+        </w:tabs>
+        <w:ind w:left="2880" w:hanging="360"/>
+      </w:pPr>
+      <w:rPr>
+        <w:rFonts w:ascii="Wingdings" w:hAnsi="Wingdings" w:hint="default"/>
+        <w:sz w:val="20"/>
+      </w:rPr>
+    </w:lvl>
+    <w:lvl w:ilvl="4" w:tentative="1">
+      <w:start w:val="1"/>
+      <w:numFmt w:val="bullet"/>
+      <w:lvlText w:val=""/>
+      <w:lvlJc w:val="left"/>
+      <w:pPr>
+        <w:tabs>
+          <w:tab w:val="num" w:pos="3600"/>
+        </w:tabs>
+        <w:ind w:left="3600" w:hanging="360"/>
+      </w:pPr>
+      <w:rPr>
+        <w:rFonts w:ascii="Wingdings" w:hAnsi="Wingdings" w:hint="default"/>
+        <w:sz w:val="20"/>
+      </w:rPr>
+    </w:lvl>
+    <w:lvl w:ilvl="5" w:tentative="1">
+      <w:start w:val="1"/>
+      <w:numFmt w:val="bullet"/>
+      <w:lvlText w:val=""/>
+      <w:lvlJc w:val="left"/>
+      <w:pPr>
+        <w:tabs>
+          <w:tab w:val="num" w:pos="4320"/>
+        </w:tabs>
+        <w:ind w:left="4320" w:hanging="360"/>
+      </w:pPr>
+      <w:rPr>
+        <w:rFonts w:ascii="Wingdings" w:hAnsi="Wingdings" w:hint="default"/>
+        <w:sz w:val="20"/>
+      </w:rPr>
+    </w:lvl>
+    <w:lvl w:ilvl="6" w:tentative="1">
+      <w:start w:val="1"/>
+      <w:numFmt w:val="bullet"/>
+      <w:lvlText w:val=""/>
+      <w:lvlJc w:val="left"/>
+      <w:pPr>
+        <w:tabs>
+          <w:tab w:val="num" w:pos="5040"/>
+        </w:tabs>
+        <w:ind w:left="5040" w:hanging="360"/>
+      </w:pPr>
+      <w:rPr>
+        <w:rFonts w:ascii="Wingdings" w:hAnsi="Wingdings" w:hint="default"/>
+        <w:sz w:val="20"/>
+      </w:rPr>
+    </w:lvl>
+    <w:lvl w:ilvl="7" w:tentative="1">
+      <w:start w:val="1"/>
+      <w:numFmt w:val="bullet"/>
+      <w:lvlText w:val=""/>
+      <w:lvlJc w:val="left"/>
+      <w:pPr>
+        <w:tabs>
+          <w:tab w:val="num" w:pos="5760"/>
+        </w:tabs>
+        <w:ind w:left="5760" w:hanging="360"/>
+      </w:pPr>
+      <w:rPr>
+        <w:rFonts w:ascii="Wingdings" w:hAnsi="Wingdings" w:hint="default"/>
+        <w:sz w:val="20"/>
+      </w:rPr>
+    </w:lvl>
+    <w:lvl w:ilvl="8" w:tentative="1">
+      <w:start w:val="1"/>
+      <w:numFmt w:val="bullet"/>
+      <w:lvlText w:val=""/>
+      <w:lvlJc w:val="left"/>
+      <w:pPr>
+        <w:tabs>
+          <w:tab w:val="num" w:pos="6480"/>
+        </w:tabs>
+        <w:ind w:left="6480" w:hanging="360"/>
+      </w:pPr>
+      <w:rPr>
+        <w:rFonts w:ascii="Wingdings" w:hAnsi="Wingdings" w:hint="default"/>
+        <w:sz w:val="20"/>
+      </w:rPr>
+    </w:lvl>
+  </w:abstractNum>
   <w:num w:numId="1" w16cid:durableId="1915167292">
+    <w:abstractNumId w:val="2"/>
+  </w:num>
+  <w:num w:numId="2" w16cid:durableId="1186940455">
+    <w:abstractNumId w:val="3"/>
+  </w:num>
+  <w:num w:numId="3" w16cid:durableId="43336786">
     <w:abstractNumId w:val="0"/>
+  </w:num>
+  <w:num w:numId="4" w16cid:durableId="1410814172">
+    <w:abstractNumId w:val="1"/>
   </w:num>
 </w:numbering>
 </file>
@@ -1447,7 +2643,6 @@
   <w:style w:type="character" w:default="1" w:styleId="Fuentedeprrafopredeter">
     <w:name w:val="Default Paragraph Font"/>
     <w:uiPriority w:val="1"/>
-    <w:semiHidden/>
     <w:unhideWhenUsed/>
   </w:style>
   <w:style w:type="table" w:default="1" w:styleId="Tablanormal">

--- a/.work/05.10.docx
+++ b/.work/05.10.docx
@@ -632,7 +632,47 @@
           <w:sz w:val="24"/>
           <w:szCs w:val="24"/>
         </w:rPr>
-        <w:t xml:space="preserve"> Aquesta magnitud només seria útil si s’utilitzés entremig d’un camí, és on hi hauria diferència. Però aquest és l’únic cas d’aquest tipus en tot el metro de Barcelona, així que crec que no es pot aplicar.</w:t>
+        <w:t xml:space="preserve"> Aquesta magnitud només seria útil si s’utilitzés entremig d’un camí, </w:t>
+      </w:r>
+      <w:r>
+        <w:rPr>
+          <w:rFonts w:ascii="Arial" w:hAnsi="Arial" w:cs="Arial"/>
+          <w:sz w:val="24"/>
+          <w:szCs w:val="24"/>
+        </w:rPr>
+        <w:t xml:space="preserve">que </w:t>
+      </w:r>
+      <w:r>
+        <w:rPr>
+          <w:rFonts w:ascii="Arial" w:hAnsi="Arial" w:cs="Arial"/>
+          <w:sz w:val="24"/>
+          <w:szCs w:val="24"/>
+        </w:rPr>
+        <w:t xml:space="preserve">és on </w:t>
+      </w:r>
+      <w:r>
+        <w:rPr>
+          <w:rFonts w:ascii="Arial" w:hAnsi="Arial" w:cs="Arial"/>
+          <w:sz w:val="24"/>
+          <w:szCs w:val="24"/>
+        </w:rPr>
+        <w:t>es faria la</w:t>
+      </w:r>
+      <w:r>
+        <w:rPr>
+          <w:rFonts w:ascii="Arial" w:hAnsi="Arial" w:cs="Arial"/>
+          <w:sz w:val="24"/>
+          <w:szCs w:val="24"/>
+        </w:rPr>
+        <w:t xml:space="preserve"> diferència. </w:t>
+      </w:r>
+      <w:r>
+        <w:rPr>
+          <w:rFonts w:ascii="Arial" w:hAnsi="Arial" w:cs="Arial"/>
+          <w:sz w:val="24"/>
+          <w:szCs w:val="24"/>
+        </w:rPr>
+        <w:t>Però sortir o entrar per una entrada de la parada només succeirà quan aquesta sigui origen o destí, llavors no serà determinant a l’hora d’escollir un trajecte o un altre.</w:t>
       </w:r>
     </w:p>
     <w:p>
@@ -2643,6 +2683,7 @@
   <w:style w:type="character" w:default="1" w:styleId="Fuentedeprrafopredeter">
     <w:name w:val="Default Paragraph Font"/>
     <w:uiPriority w:val="1"/>
+    <w:semiHidden/>
     <w:unhideWhenUsed/>
   </w:style>
   <w:style w:type="table" w:default="1" w:styleId="Tablanormal">
